--- a/requirement list_설문검색_상세정보_응답.docx
+++ b/requirement list_설문검색_상세정보_응답.docx
@@ -11,15 +11,6 @@
           <w14:ligatures w14:val="none"/>
         </w:rPr>
       </w:pPr>
-      <w:r>
-        <w:rPr>
-          <w:rFonts w:ascii="맑은 고딕" w:eastAsia="맑은 고딕" w:hAnsi="맑은 고딕" w:hint="eastAsia"/>
-          <w:b/>
-          <w:bCs/>
-          <w:sz w:val="24"/>
-        </w:rPr>
-        <w:t>설문 검색 기능</w:t>
-      </w:r>
     </w:p>
     <w:tbl>
       <w:tblPr>
@@ -35,8 +26,8 @@
         <w:tblLook w:val="04A0" w:firstRow="1" w:lastRow="0" w:firstColumn="1" w:lastColumn="0" w:noHBand="0" w:noVBand="1"/>
       </w:tblPr>
       <w:tblGrid>
-        <w:gridCol w:w="1024"/>
-        <w:gridCol w:w="7971"/>
+        <w:gridCol w:w="1861"/>
+        <w:gridCol w:w="7134"/>
       </w:tblGrid>
       <w:tr>
         <w:trPr>
@@ -45,7 +36,7 @@
         </w:trPr>
         <w:tc>
           <w:tcPr>
-            <w:tcW w:w="979" w:type="dxa"/>
+            <w:tcW w:w="1816" w:type="dxa"/>
             <w:tcBorders>
               <w:top w:val="single" w:sz="8" w:space="0" w:color="000000"/>
               <w:left w:val="single" w:sz="8" w:space="0" w:color="000000"/>
@@ -67,26 +58,30 @@
               <w:spacing w:after="0"/>
               <w:jc w:val="center"/>
               <w:rPr>
+                <w:b/>
+                <w:bCs/>
                 <w:kern w:val="0"/>
                 <w:szCs w:val="22"/>
                 <w14:ligatures w14:val="none"/>
               </w:rPr>
             </w:pPr>
+            <w:proofErr w:type="spellStart"/>
             <w:r>
               <w:rPr>
-                <w:rFonts w:ascii="맑은 고딕" w:eastAsia="맑은 고딕" w:hAnsi="맑은 고딕" w:hint="eastAsia"/>
                 <w:b/>
                 <w:bCs/>
-                <w:sz w:val="21"/>
-                <w:szCs w:val="21"/>
+                <w:kern w:val="0"/>
+                <w:szCs w:val="22"/>
+                <w14:ligatures w14:val="none"/>
               </w:rPr>
-              <w:t>ID</w:t>
-            </w:r>
+              <w:t>Usecase</w:t>
+            </w:r>
+            <w:proofErr w:type="spellEnd"/>
           </w:p>
         </w:tc>
         <w:tc>
           <w:tcPr>
-            <w:tcW w:w="7926" w:type="dxa"/>
+            <w:tcW w:w="7089" w:type="dxa"/>
             <w:tcBorders>
               <w:top w:val="single" w:sz="8" w:space="0" w:color="000000"/>
               <w:left w:val="nil"/>
@@ -128,7 +123,7 @@
         </w:trPr>
         <w:tc>
           <w:tcPr>
-            <w:tcW w:w="979" w:type="dxa"/>
+            <w:tcW w:w="1816" w:type="dxa"/>
             <w:tcBorders>
               <w:top w:val="nil"/>
               <w:left w:val="single" w:sz="8" w:space="0" w:color="000000"/>
@@ -148,20 +143,36 @@
             <w:pPr>
               <w:spacing w:after="0"/>
               <w:jc w:val="center"/>
+              <w:rPr>
+                <w:lang w:eastAsia="ko-KR"/>
+              </w:rPr>
             </w:pPr>
             <w:r>
               <w:rPr>
-                <w:rFonts w:ascii="맑은 고딕" w:eastAsia="맑은 고딕" w:hAnsi="맑은 고딕" w:hint="eastAsia"/>
-                <w:sz w:val="20"/>
-                <w:szCs w:val="20"/>
+                <w:rFonts w:hint="eastAsia"/>
+                <w:lang w:eastAsia="ko-KR"/>
               </w:rPr>
-              <w:t>FR-01</w:t>
+              <w:t>설문</w:t>
+            </w:r>
+            <w:r>
+              <w:rPr>
+                <w:rFonts w:hint="eastAsia"/>
+                <w:lang w:eastAsia="ko-KR"/>
+              </w:rPr>
+              <w:t xml:space="preserve"> </w:t>
+            </w:r>
+            <w:r>
+              <w:rPr>
+                <w:rFonts w:hint="eastAsia"/>
+                <w:lang w:eastAsia="ko-KR"/>
+              </w:rPr>
+              <w:t>검색</w:t>
             </w:r>
           </w:p>
         </w:tc>
         <w:tc>
           <w:tcPr>
-            <w:tcW w:w="7926" w:type="dxa"/>
+            <w:tcW w:w="7089" w:type="dxa"/>
             <w:tcBorders>
               <w:top w:val="nil"/>
               <w:left w:val="nil"/>
@@ -182,12 +193,94 @@
               <w:spacing w:after="0"/>
             </w:pPr>
             <w:r>
-              <w:rPr>
-                <w:rFonts w:ascii="맑은 고딕" w:eastAsia="맑은 고딕" w:hAnsi="맑은 고딕" w:hint="eastAsia"/>
-                <w:sz w:val="20"/>
-                <w:szCs w:val="20"/>
-              </w:rPr>
-              <w:t>회원은 설문 상태 필터(진행 중 / 진행 예정 / 종료)를 선택할 수 있어야 한다.</w:t>
+              <w:t>회원이</w:t>
+            </w:r>
+            <w:r>
+              <w:t xml:space="preserve"> </w:t>
+            </w:r>
+            <w:r>
+              <w:t>진행</w:t>
+            </w:r>
+            <w:r>
+              <w:t xml:space="preserve"> </w:t>
+            </w:r>
+            <w:r>
+              <w:t>중</w:t>
+            </w:r>
+            <w:r>
+              <w:t xml:space="preserve"> / </w:t>
+            </w:r>
+            <w:r>
+              <w:t>진행</w:t>
+            </w:r>
+            <w:r>
+              <w:t xml:space="preserve"> </w:t>
+            </w:r>
+            <w:r>
+              <w:t>예정</w:t>
+            </w:r>
+            <w:r>
+              <w:t xml:space="preserve"> / </w:t>
+            </w:r>
+            <w:r>
+              <w:t>종료</w:t>
+            </w:r>
+            <w:r>
+              <w:t xml:space="preserve"> </w:t>
+            </w:r>
+            <w:r>
+              <w:t>중</w:t>
+            </w:r>
+            <w:r>
+              <w:t xml:space="preserve"> </w:t>
+            </w:r>
+            <w:r>
+              <w:t>하나를</w:t>
+            </w:r>
+            <w:r>
+              <w:t xml:space="preserve"> </w:t>
+            </w:r>
+            <w:r>
+              <w:t>선택하고</w:t>
+            </w:r>
+            <w:r>
+              <w:t xml:space="preserve"> </w:t>
+            </w:r>
+            <w:r>
+              <w:t>키워드를</w:t>
+            </w:r>
+            <w:r>
+              <w:t xml:space="preserve"> </w:t>
+            </w:r>
+            <w:r>
+              <w:t>입력하여</w:t>
+            </w:r>
+            <w:r>
+              <w:t xml:space="preserve"> </w:t>
+            </w:r>
+            <w:r>
+              <w:t>조건에</w:t>
+            </w:r>
+            <w:r>
+              <w:t xml:space="preserve"> </w:t>
+            </w:r>
+            <w:r>
+              <w:t>맞는</w:t>
+            </w:r>
+            <w:r>
+              <w:t xml:space="preserve"> </w:t>
+            </w:r>
+            <w:r>
+              <w:t>설문을</w:t>
+            </w:r>
+            <w:r>
+              <w:t xml:space="preserve"> </w:t>
+            </w:r>
+            <w:r>
+              <w:t>출력한다</w:t>
+            </w:r>
+            <w:r>
+              <w:t>.</w:t>
             </w:r>
           </w:p>
         </w:tc>
@@ -199,7 +292,7 @@
         </w:trPr>
         <w:tc>
           <w:tcPr>
-            <w:tcW w:w="979" w:type="dxa"/>
+            <w:tcW w:w="1816" w:type="dxa"/>
             <w:tcBorders>
               <w:top w:val="nil"/>
               <w:left w:val="single" w:sz="8" w:space="0" w:color="000000"/>
@@ -219,20 +312,24 @@
             <w:pPr>
               <w:spacing w:after="0"/>
               <w:jc w:val="center"/>
+              <w:rPr>
+                <w:lang w:eastAsia="ko-KR"/>
+              </w:rPr>
             </w:pPr>
             <w:r>
               <w:rPr>
                 <w:rFonts w:ascii="맑은 고딕" w:eastAsia="맑은 고딕" w:hAnsi="맑은 고딕" w:hint="eastAsia"/>
                 <w:sz w:val="20"/>
                 <w:szCs w:val="20"/>
+                <w:lang w:eastAsia="ko-KR"/>
               </w:rPr>
-              <w:t>FR-02</w:t>
+              <w:t>설문 상세정보 조회</w:t>
             </w:r>
           </w:p>
         </w:tc>
         <w:tc>
           <w:tcPr>
-            <w:tcW w:w="7926" w:type="dxa"/>
+            <w:tcW w:w="7089" w:type="dxa"/>
             <w:tcBorders>
               <w:top w:val="nil"/>
               <w:left w:val="nil"/>
@@ -253,12 +350,106 @@
               <w:spacing w:after="0"/>
             </w:pPr>
             <w:r>
-              <w:rPr>
-                <w:rFonts w:ascii="맑은 고딕" w:eastAsia="맑은 고딕" w:hAnsi="맑은 고딕" w:hint="eastAsia"/>
-                <w:sz w:val="20"/>
-                <w:szCs w:val="20"/>
-              </w:rPr>
-              <w:t>회원은 반드시 하나의 상태 필터를 선택한 후 키워드를 입력하여 검색할 수 있어야 한다.</w:t>
+              <w:t>회원이</w:t>
+            </w:r>
+            <w:r>
+              <w:t xml:space="preserve"> </w:t>
+            </w:r>
+            <w:r>
+              <w:t>선택한</w:t>
+            </w:r>
+            <w:r>
+              <w:t xml:space="preserve"> </w:t>
+            </w:r>
+            <w:r>
+              <w:t>설문</w:t>
+            </w:r>
+            <w:r>
+              <w:t xml:space="preserve"> </w:t>
+            </w:r>
+            <w:r>
+              <w:t>제목</w:t>
+            </w:r>
+            <w:r>
+              <w:t xml:space="preserve">, </w:t>
+            </w:r>
+            <w:r>
+              <w:t>설문</w:t>
+            </w:r>
+            <w:r>
+              <w:t xml:space="preserve"> </w:t>
+            </w:r>
+            <w:r>
+              <w:t>설명</w:t>
+            </w:r>
+            <w:r>
+              <w:t xml:space="preserve">, </w:t>
+            </w:r>
+            <w:r>
+              <w:t>설문</w:t>
+            </w:r>
+            <w:r>
+              <w:t xml:space="preserve"> </w:t>
+            </w:r>
+            <w:r>
+              <w:t>문항</w:t>
+            </w:r>
+            <w:r>
+              <w:t xml:space="preserve">, </w:t>
+            </w:r>
+            <w:r>
+              <w:t>응답</w:t>
+            </w:r>
+            <w:r>
+              <w:t xml:space="preserve"> </w:t>
+            </w:r>
+            <w:r>
+              <w:t>항목</w:t>
+            </w:r>
+            <w:r>
+              <w:t xml:space="preserve">, </w:t>
+            </w:r>
+            <w:r>
+              <w:t>설문</w:t>
+            </w:r>
+            <w:r>
+              <w:t xml:space="preserve"> </w:t>
+            </w:r>
+            <w:r>
+              <w:t>시작</w:t>
+            </w:r>
+            <w:r>
+              <w:t xml:space="preserve"> </w:t>
+            </w:r>
+            <w:r>
+              <w:t>시각</w:t>
+            </w:r>
+            <w:r>
+              <w:t xml:space="preserve">, </w:t>
+            </w:r>
+            <w:r>
+              <w:t>설문</w:t>
+            </w:r>
+            <w:r>
+              <w:t xml:space="preserve"> </w:t>
+            </w:r>
+            <w:r>
+              <w:t>마감</w:t>
+            </w:r>
+            <w:r>
+              <w:t xml:space="preserve"> </w:t>
+            </w:r>
+            <w:r>
+              <w:t>시각을</w:t>
+            </w:r>
+            <w:r>
+              <w:t xml:space="preserve"> </w:t>
+            </w:r>
+            <w:r>
+              <w:t>출력한다</w:t>
+            </w:r>
+            <w:r>
+              <w:t>.</w:t>
             </w:r>
           </w:p>
         </w:tc>
@@ -270,7 +461,7 @@
         </w:trPr>
         <w:tc>
           <w:tcPr>
-            <w:tcW w:w="979" w:type="dxa"/>
+            <w:tcW w:w="1816" w:type="dxa"/>
             <w:tcBorders>
               <w:top w:val="nil"/>
               <w:left w:val="single" w:sz="8" w:space="0" w:color="000000"/>
@@ -290,20 +481,27 @@
             <w:pPr>
               <w:spacing w:after="0"/>
               <w:jc w:val="center"/>
+              <w:rPr>
+                <w:rFonts w:ascii="맑은 고딕" w:eastAsia="맑은 고딕" w:hAnsi="맑은 고딕"/>
+                <w:sz w:val="20"/>
+                <w:szCs w:val="20"/>
+                <w:lang w:eastAsia="ko-KR"/>
+              </w:rPr>
             </w:pPr>
             <w:r>
               <w:rPr>
                 <w:rFonts w:ascii="맑은 고딕" w:eastAsia="맑은 고딕" w:hAnsi="맑은 고딕" w:hint="eastAsia"/>
                 <w:sz w:val="20"/>
                 <w:szCs w:val="20"/>
+                <w:lang w:eastAsia="ko-KR"/>
               </w:rPr>
-              <w:t>FR-03</w:t>
+              <w:t>설문 응답</w:t>
             </w:r>
           </w:p>
         </w:tc>
         <w:tc>
           <w:tcPr>
-            <w:tcW w:w="7926" w:type="dxa"/>
+            <w:tcW w:w="7089" w:type="dxa"/>
             <w:tcBorders>
               <w:top w:val="nil"/>
               <w:left w:val="nil"/>
@@ -324,83 +522,133 @@
               <w:spacing w:after="0"/>
             </w:pPr>
             <w:r>
+              <w:t>현재</w:t>
+            </w:r>
+            <w:r>
+              <w:t xml:space="preserve"> </w:t>
+            </w:r>
+            <w:r>
+              <w:t>진행</w:t>
+            </w:r>
+            <w:r>
+              <w:t xml:space="preserve"> </w:t>
+            </w:r>
+            <w:r>
+              <w:t>중인</w:t>
+            </w:r>
+            <w:r>
+              <w:t xml:space="preserve"> </w:t>
+            </w:r>
+            <w:r>
+              <w:t>해당</w:t>
+            </w:r>
+            <w:r>
+              <w:t xml:space="preserve"> </w:t>
+            </w:r>
+            <w:r>
+              <w:t>설문의</w:t>
+            </w:r>
+            <w:r>
+              <w:t xml:space="preserve"> </w:t>
+            </w:r>
+            <w:r>
+              <w:t>모든</w:t>
+            </w:r>
+            <w:r>
+              <w:t xml:space="preserve"> </w:t>
+            </w:r>
+            <w:r>
+              <w:t>문항과</w:t>
+            </w:r>
+            <w:r>
+              <w:t xml:space="preserve"> </w:t>
+            </w:r>
+            <w:r>
+              <w:t>응답</w:t>
+            </w:r>
+            <w:r>
+              <w:t xml:space="preserve"> </w:t>
+            </w:r>
+            <w:r>
+              <w:t>항목을</w:t>
+            </w:r>
+            <w:r>
+              <w:t xml:space="preserve"> </w:t>
+            </w:r>
+            <w:r>
+              <w:t>출력하고</w:t>
+            </w:r>
+            <w:r>
+              <w:t xml:space="preserve">, </w:t>
+            </w:r>
+            <w:r>
+              <w:t>각</w:t>
+            </w:r>
+            <w:r>
+              <w:t xml:space="preserve"> </w:t>
+            </w:r>
+            <w:r>
+              <w:t>설문</w:t>
+            </w:r>
+            <w:r>
+              <w:t xml:space="preserve"> </w:t>
+            </w:r>
+            <w:r>
+              <w:t>문항에</w:t>
+            </w:r>
+            <w:r>
+              <w:t xml:space="preserve"> </w:t>
+            </w:r>
+            <w:r>
+              <w:t>대해</w:t>
+            </w:r>
+            <w:r>
+              <w:t xml:space="preserve"> </w:t>
+            </w:r>
+            <w:r>
+              <w:t>응답을</w:t>
+            </w:r>
+            <w:r>
+              <w:t xml:space="preserve"> </w:t>
+            </w:r>
+            <w:r>
+              <w:t>입력하고</w:t>
+            </w:r>
+            <w:r>
+              <w:t xml:space="preserve">, </w:t>
+            </w:r>
+            <w:r>
+              <w:t>응답</w:t>
+            </w:r>
+            <w:r>
+              <w:t xml:space="preserve"> </w:t>
+            </w:r>
+            <w:r>
+              <w:t>완료</w:t>
+            </w:r>
+            <w:r>
+              <w:t xml:space="preserve"> </w:t>
+            </w:r>
+            <w:r>
+              <w:t>버튼을</w:t>
+            </w:r>
+            <w:r>
+              <w:t xml:space="preserve"> </w:t>
+            </w:r>
+            <w:r>
+              <w:t>눌러</w:t>
+            </w:r>
+            <w:r>
+              <w:t xml:space="preserve"> </w:t>
+            </w:r>
+            <w:r>
+              <w:t>응답한</w:t>
+            </w:r>
+            <w:r>
               <w:rPr>
-                <w:rFonts w:ascii="맑은 고딕" w:eastAsia="맑은 고딕" w:hAnsi="맑은 고딕" w:hint="eastAsia"/>
-                <w:sz w:val="20"/>
-                <w:szCs w:val="20"/>
+                <w:rFonts w:ascii="바탕" w:eastAsia="바탕" w:hAnsi="바탕" w:cs="바탕" w:hint="eastAsia"/>
               </w:rPr>
-              <w:t>시스템은 선택된 상태 필터와 입력된 키워드를 모두 만족하는 설문 목록을 결과로 출력해야 한다.</w:t>
-            </w:r>
-          </w:p>
-        </w:tc>
-      </w:tr>
-      <w:tr>
-        <w:trPr>
-          <w:trHeight w:val="598"/>
-          <w:tblCellSpacing w:w="15" w:type="dxa"/>
-        </w:trPr>
-        <w:tc>
-          <w:tcPr>
-            <w:tcW w:w="979" w:type="dxa"/>
-            <w:tcBorders>
-              <w:top w:val="nil"/>
-              <w:left w:val="single" w:sz="8" w:space="0" w:color="000000"/>
-              <w:bottom w:val="single" w:sz="8" w:space="0" w:color="000000"/>
-              <w:right w:val="single" w:sz="8" w:space="0" w:color="000000"/>
-            </w:tcBorders>
-            <w:tcMar>
-              <w:top w:w="80" w:type="dxa"/>
-              <w:left w:w="120" w:type="dxa"/>
-              <w:bottom w:w="80" w:type="dxa"/>
-              <w:right w:w="120" w:type="dxa"/>
-            </w:tcMar>
-            <w:vAlign w:val="center"/>
-            <w:hideMark/>
-          </w:tcPr>
-          <w:p>
-            <w:pPr>
-              <w:spacing w:after="0"/>
-              <w:jc w:val="center"/>
-            </w:pPr>
-            <w:r>
-              <w:rPr>
-                <w:rFonts w:ascii="맑은 고딕" w:eastAsia="맑은 고딕" w:hAnsi="맑은 고딕" w:hint="eastAsia"/>
-                <w:sz w:val="20"/>
-                <w:szCs w:val="20"/>
-              </w:rPr>
-              <w:t>FR-04</w:t>
-            </w:r>
-          </w:p>
-        </w:tc>
-        <w:tc>
-          <w:tcPr>
-            <w:tcW w:w="7926" w:type="dxa"/>
-            <w:tcBorders>
-              <w:top w:val="nil"/>
-              <w:left w:val="nil"/>
-              <w:bottom w:val="single" w:sz="8" w:space="0" w:color="000000"/>
-              <w:right w:val="single" w:sz="8" w:space="0" w:color="000000"/>
-            </w:tcBorders>
-            <w:tcMar>
-              <w:top w:w="80" w:type="dxa"/>
-              <w:left w:w="120" w:type="dxa"/>
-              <w:bottom w:w="80" w:type="dxa"/>
-              <w:right w:w="120" w:type="dxa"/>
-            </w:tcMar>
-            <w:vAlign w:val="center"/>
-            <w:hideMark/>
-          </w:tcPr>
-          <w:p>
-            <w:pPr>
-              <w:spacing w:after="0"/>
-            </w:pPr>
-            <w:r>
-              <w:rPr>
-                <w:rFonts w:ascii="맑은 고딕" w:eastAsia="맑은 고딕" w:hAnsi="맑은 고딕" w:hint="eastAsia"/>
-                <w:sz w:val="20"/>
-                <w:szCs w:val="20"/>
-              </w:rPr>
-              <w:t>검색 결과는 리스트 형태로 화면에 표시되어야 한다.</w:t>
+              <w:t>다</w:t>
             </w:r>
           </w:p>
         </w:tc>
@@ -410,834 +658,13 @@
       <w:pPr>
         <w:spacing w:before="280" w:after="120"/>
         <w:rPr>
-          <w:rFonts w:ascii="맑은 고딕" w:eastAsia="맑은 고딕" w:hAnsi="맑은 고딕"/>
-          <w:b/>
-          <w:bCs/>
-          <w:sz w:val="24"/>
-          <w:lang w:eastAsia="ko-KR"/>
-        </w:rPr>
-      </w:pPr>
-    </w:p>
-    <w:p>
-      <w:pPr>
-        <w:spacing w:before="280" w:after="120"/>
-        <w:rPr>
-          <w:kern w:val="0"/>
-          <w:szCs w:val="22"/>
-          <w14:ligatures w14:val="none"/>
-        </w:rPr>
-      </w:pPr>
-      <w:r>
-        <w:rPr>
-          <w:rFonts w:ascii="맑은 고딕" w:eastAsia="맑은 고딕" w:hAnsi="맑은 고딕" w:hint="eastAsia"/>
-          <w:b/>
-          <w:bCs/>
-          <w:sz w:val="24"/>
-        </w:rPr>
-        <w:t>설문 상세정보 조회 기능</w:t>
-      </w:r>
-    </w:p>
-    <w:tbl>
-      <w:tblPr>
-        <w:tblW w:w="9000" w:type="dxa"/>
-        <w:tblCellSpacing w:w="15" w:type="dxa"/>
-        <w:tblInd w:w="10" w:type="dxa"/>
-        <w:tblCellMar>
-          <w:top w:w="15" w:type="dxa"/>
-          <w:left w:w="15" w:type="dxa"/>
-          <w:bottom w:w="15" w:type="dxa"/>
-          <w:right w:w="15" w:type="dxa"/>
-        </w:tblCellMar>
-        <w:tblLook w:val="04A0" w:firstRow="1" w:lastRow="0" w:firstColumn="1" w:lastColumn="0" w:noHBand="0" w:noVBand="1"/>
-      </w:tblPr>
-      <w:tblGrid>
-        <w:gridCol w:w="1032"/>
-        <w:gridCol w:w="7968"/>
-      </w:tblGrid>
-      <w:tr>
-        <w:trPr>
-          <w:tblCellSpacing w:w="15" w:type="dxa"/>
-        </w:trPr>
-        <w:tc>
-          <w:tcPr>
-            <w:tcW w:w="993" w:type="dxa"/>
-            <w:tcBorders>
-              <w:top w:val="single" w:sz="8" w:space="0" w:color="000000"/>
-              <w:left w:val="single" w:sz="8" w:space="0" w:color="000000"/>
-              <w:bottom w:val="single" w:sz="8" w:space="0" w:color="000000"/>
-              <w:right w:val="single" w:sz="8" w:space="0" w:color="000000"/>
-            </w:tcBorders>
-            <w:shd w:val="clear" w:color="auto" w:fill="F2F2F2"/>
-            <w:tcMar>
-              <w:top w:w="80" w:type="dxa"/>
-              <w:left w:w="120" w:type="dxa"/>
-              <w:bottom w:w="80" w:type="dxa"/>
-              <w:right w:w="120" w:type="dxa"/>
-            </w:tcMar>
-            <w:vAlign w:val="center"/>
-            <w:hideMark/>
-          </w:tcPr>
-          <w:p>
-            <w:pPr>
-              <w:spacing w:after="0"/>
-              <w:jc w:val="center"/>
-              <w:rPr>
-                <w:kern w:val="0"/>
-                <w:szCs w:val="22"/>
-                <w14:ligatures w14:val="none"/>
-              </w:rPr>
-            </w:pPr>
-            <w:r>
-              <w:rPr>
-                <w:rFonts w:ascii="맑은 고딕" w:eastAsia="맑은 고딕" w:hAnsi="맑은 고딕" w:hint="eastAsia"/>
-                <w:b/>
-                <w:bCs/>
-                <w:sz w:val="21"/>
-                <w:szCs w:val="21"/>
-              </w:rPr>
-              <w:t>ID</w:t>
-            </w:r>
-          </w:p>
-        </w:tc>
-        <w:tc>
-          <w:tcPr>
-            <w:tcW w:w="8007" w:type="dxa"/>
-            <w:tcBorders>
-              <w:top w:val="single" w:sz="8" w:space="0" w:color="000000"/>
-              <w:left w:val="nil"/>
-              <w:bottom w:val="single" w:sz="8" w:space="0" w:color="000000"/>
-              <w:right w:val="single" w:sz="8" w:space="0" w:color="000000"/>
-            </w:tcBorders>
-            <w:shd w:val="clear" w:color="auto" w:fill="F2F2F2"/>
-            <w:tcMar>
-              <w:top w:w="80" w:type="dxa"/>
-              <w:left w:w="120" w:type="dxa"/>
-              <w:bottom w:w="80" w:type="dxa"/>
-              <w:right w:w="120" w:type="dxa"/>
-            </w:tcMar>
-            <w:vAlign w:val="center"/>
-            <w:hideMark/>
-          </w:tcPr>
-          <w:p>
-            <w:pPr>
-              <w:spacing w:after="0"/>
-              <w:jc w:val="center"/>
-            </w:pPr>
-            <w:r>
-              <w:rPr>
-                <w:rFonts w:ascii="맑은 고딕" w:eastAsia="맑은 고딕" w:hAnsi="맑은 고딕" w:hint="eastAsia"/>
-                <w:b/>
-                <w:bCs/>
-                <w:sz w:val="21"/>
-                <w:szCs w:val="21"/>
-              </w:rPr>
-              <w:t>요구사항</w:t>
-            </w:r>
-          </w:p>
-        </w:tc>
-      </w:tr>
-      <w:tr>
-        <w:trPr>
-          <w:tblCellSpacing w:w="15" w:type="dxa"/>
-        </w:trPr>
-        <w:tc>
-          <w:tcPr>
-            <w:tcW w:w="993" w:type="dxa"/>
-            <w:tcBorders>
-              <w:top w:val="nil"/>
-              <w:left w:val="single" w:sz="8" w:space="0" w:color="000000"/>
-              <w:bottom w:val="single" w:sz="8" w:space="0" w:color="000000"/>
-              <w:right w:val="single" w:sz="8" w:space="0" w:color="000000"/>
-            </w:tcBorders>
-            <w:tcMar>
-              <w:top w:w="80" w:type="dxa"/>
-              <w:left w:w="120" w:type="dxa"/>
-              <w:bottom w:w="80" w:type="dxa"/>
-              <w:right w:w="120" w:type="dxa"/>
-            </w:tcMar>
-            <w:vAlign w:val="center"/>
-            <w:hideMark/>
-          </w:tcPr>
-          <w:p>
-            <w:pPr>
-              <w:spacing w:after="0"/>
-              <w:jc w:val="center"/>
-            </w:pPr>
-            <w:r>
-              <w:rPr>
-                <w:rFonts w:ascii="맑은 고딕" w:eastAsia="맑은 고딕" w:hAnsi="맑은 고딕" w:hint="eastAsia"/>
-                <w:sz w:val="20"/>
-                <w:szCs w:val="20"/>
-              </w:rPr>
-              <w:t>FR-05</w:t>
-            </w:r>
-          </w:p>
-        </w:tc>
-        <w:tc>
-          <w:tcPr>
-            <w:tcW w:w="8007" w:type="dxa"/>
-            <w:tcBorders>
-              <w:top w:val="nil"/>
-              <w:left w:val="nil"/>
-              <w:bottom w:val="single" w:sz="8" w:space="0" w:color="000000"/>
-              <w:right w:val="single" w:sz="8" w:space="0" w:color="000000"/>
-            </w:tcBorders>
-            <w:tcMar>
-              <w:top w:w="80" w:type="dxa"/>
-              <w:left w:w="120" w:type="dxa"/>
-              <w:bottom w:w="80" w:type="dxa"/>
-              <w:right w:w="120" w:type="dxa"/>
-            </w:tcMar>
-            <w:vAlign w:val="center"/>
-            <w:hideMark/>
-          </w:tcPr>
-          <w:p>
-            <w:pPr>
-              <w:spacing w:after="0"/>
-            </w:pPr>
-            <w:r>
-              <w:rPr>
-                <w:rFonts w:ascii="맑은 고딕" w:eastAsia="맑은 고딕" w:hAnsi="맑은 고딕" w:hint="eastAsia"/>
-                <w:sz w:val="20"/>
-                <w:szCs w:val="20"/>
-              </w:rPr>
-              <w:t>회원은 검색 결과 리스트에서 특정 설문을 선택할 수 있어야 한다.</w:t>
-            </w:r>
-          </w:p>
-        </w:tc>
-      </w:tr>
-      <w:tr>
-        <w:trPr>
-          <w:tblCellSpacing w:w="15" w:type="dxa"/>
-        </w:trPr>
-        <w:tc>
-          <w:tcPr>
-            <w:tcW w:w="993" w:type="dxa"/>
-            <w:tcBorders>
-              <w:top w:val="nil"/>
-              <w:left w:val="single" w:sz="8" w:space="0" w:color="000000"/>
-              <w:bottom w:val="single" w:sz="8" w:space="0" w:color="000000"/>
-              <w:right w:val="single" w:sz="8" w:space="0" w:color="000000"/>
-            </w:tcBorders>
-            <w:tcMar>
-              <w:top w:w="80" w:type="dxa"/>
-              <w:left w:w="120" w:type="dxa"/>
-              <w:bottom w:w="80" w:type="dxa"/>
-              <w:right w:w="120" w:type="dxa"/>
-            </w:tcMar>
-            <w:vAlign w:val="center"/>
-            <w:hideMark/>
-          </w:tcPr>
-          <w:p>
-            <w:pPr>
-              <w:spacing w:after="0"/>
-              <w:jc w:val="center"/>
-            </w:pPr>
-            <w:r>
-              <w:rPr>
-                <w:rFonts w:ascii="맑은 고딕" w:eastAsia="맑은 고딕" w:hAnsi="맑은 고딕" w:hint="eastAsia"/>
-                <w:sz w:val="20"/>
-                <w:szCs w:val="20"/>
-              </w:rPr>
-              <w:t>FR-06</w:t>
-            </w:r>
-          </w:p>
-        </w:tc>
-        <w:tc>
-          <w:tcPr>
-            <w:tcW w:w="8007" w:type="dxa"/>
-            <w:tcBorders>
-              <w:top w:val="nil"/>
-              <w:left w:val="nil"/>
-              <w:bottom w:val="single" w:sz="8" w:space="0" w:color="000000"/>
-              <w:right w:val="single" w:sz="8" w:space="0" w:color="000000"/>
-            </w:tcBorders>
-            <w:tcMar>
-              <w:top w:w="80" w:type="dxa"/>
-              <w:left w:w="120" w:type="dxa"/>
-              <w:bottom w:w="80" w:type="dxa"/>
-              <w:right w:w="120" w:type="dxa"/>
-            </w:tcMar>
-            <w:vAlign w:val="center"/>
-            <w:hideMark/>
-          </w:tcPr>
-          <w:p>
-            <w:pPr>
-              <w:spacing w:after="0"/>
-            </w:pPr>
-            <w:r>
-              <w:rPr>
-                <w:rFonts w:ascii="맑은 고딕" w:eastAsia="맑은 고딕" w:hAnsi="맑은 고딕" w:hint="eastAsia"/>
-                <w:sz w:val="20"/>
-                <w:szCs w:val="20"/>
-              </w:rPr>
-              <w:t>특정 설문 선택 시 새로운 화면에서 해당 설문의 상세 정보가 표시되어야 한다.</w:t>
-            </w:r>
-          </w:p>
-        </w:tc>
-      </w:tr>
-      <w:tr>
-        <w:trPr>
-          <w:tblCellSpacing w:w="15" w:type="dxa"/>
-        </w:trPr>
-        <w:tc>
-          <w:tcPr>
-            <w:tcW w:w="993" w:type="dxa"/>
-            <w:tcBorders>
-              <w:top w:val="nil"/>
-              <w:left w:val="single" w:sz="8" w:space="0" w:color="000000"/>
-              <w:bottom w:val="single" w:sz="8" w:space="0" w:color="000000"/>
-              <w:right w:val="single" w:sz="8" w:space="0" w:color="000000"/>
-            </w:tcBorders>
-            <w:tcMar>
-              <w:top w:w="80" w:type="dxa"/>
-              <w:left w:w="120" w:type="dxa"/>
-              <w:bottom w:w="80" w:type="dxa"/>
-              <w:right w:w="120" w:type="dxa"/>
-            </w:tcMar>
-            <w:vAlign w:val="center"/>
-            <w:hideMark/>
-          </w:tcPr>
-          <w:p>
-            <w:pPr>
-              <w:spacing w:after="0"/>
-              <w:jc w:val="center"/>
-            </w:pPr>
-            <w:r>
-              <w:rPr>
-                <w:rFonts w:ascii="맑은 고딕" w:eastAsia="맑은 고딕" w:hAnsi="맑은 고딕" w:hint="eastAsia"/>
-                <w:sz w:val="20"/>
-                <w:szCs w:val="20"/>
-              </w:rPr>
-              <w:t>FR-07</w:t>
-            </w:r>
-          </w:p>
-        </w:tc>
-        <w:tc>
-          <w:tcPr>
-            <w:tcW w:w="8007" w:type="dxa"/>
-            <w:tcBorders>
-              <w:top w:val="nil"/>
-              <w:left w:val="nil"/>
-              <w:bottom w:val="single" w:sz="8" w:space="0" w:color="000000"/>
-              <w:right w:val="single" w:sz="8" w:space="0" w:color="000000"/>
-            </w:tcBorders>
-            <w:tcMar>
-              <w:top w:w="80" w:type="dxa"/>
-              <w:left w:w="120" w:type="dxa"/>
-              <w:bottom w:w="80" w:type="dxa"/>
-              <w:right w:w="120" w:type="dxa"/>
-            </w:tcMar>
-            <w:vAlign w:val="center"/>
-            <w:hideMark/>
-          </w:tcPr>
-          <w:p>
-            <w:pPr>
-              <w:spacing w:after="0"/>
-            </w:pPr>
-            <w:r>
-              <w:rPr>
-                <w:rFonts w:ascii="맑은 고딕" w:eastAsia="맑은 고딕" w:hAnsi="맑은 고딕" w:hint="eastAsia"/>
-                <w:sz w:val="20"/>
-                <w:szCs w:val="20"/>
-              </w:rPr>
-              <w:t>설문 상세 정보 화면에는 설문 제목, 설문 설명, 설문 문항, 응답 항목, 설문 시작 시각, 설문 마감 시각이 포함되어야 한다.</w:t>
-            </w:r>
-          </w:p>
-        </w:tc>
-      </w:tr>
-    </w:tbl>
-    <w:p>
-      <w:pPr>
-        <w:spacing w:before="280" w:after="120"/>
-        <w:rPr>
-          <w:rFonts w:ascii="맑은 고딕" w:eastAsia="맑은 고딕" w:hAnsi="맑은 고딕"/>
-          <w:b/>
-          <w:bCs/>
-          <w:sz w:val="24"/>
-          <w:lang w:eastAsia="ko-KR"/>
-        </w:rPr>
-      </w:pPr>
-    </w:p>
-    <w:p>
-      <w:pPr>
-        <w:spacing w:before="280" w:after="120"/>
-        <w:rPr>
-          <w:kern w:val="0"/>
-          <w:szCs w:val="22"/>
-          <w14:ligatures w14:val="none"/>
-        </w:rPr>
-      </w:pPr>
-      <w:r>
-        <w:rPr>
-          <w:rFonts w:ascii="맑은 고딕" w:eastAsia="맑은 고딕" w:hAnsi="맑은 고딕" w:hint="eastAsia"/>
-          <w:b/>
-          <w:bCs/>
-          <w:sz w:val="24"/>
-        </w:rPr>
-        <w:t>설문 응답 기능</w:t>
-      </w:r>
-    </w:p>
-    <w:tbl>
-      <w:tblPr>
-        <w:tblW w:w="9000" w:type="dxa"/>
-        <w:tblCellSpacing w:w="15" w:type="dxa"/>
-        <w:tblInd w:w="10" w:type="dxa"/>
-        <w:tblCellMar>
-          <w:top w:w="15" w:type="dxa"/>
-          <w:left w:w="15" w:type="dxa"/>
-          <w:bottom w:w="15" w:type="dxa"/>
-          <w:right w:w="15" w:type="dxa"/>
-        </w:tblCellMar>
-        <w:tblLook w:val="04A0" w:firstRow="1" w:lastRow="0" w:firstColumn="1" w:lastColumn="0" w:noHBand="0" w:noVBand="1"/>
-      </w:tblPr>
-      <w:tblGrid>
-        <w:gridCol w:w="820"/>
-        <w:gridCol w:w="8180"/>
-      </w:tblGrid>
-      <w:tr>
-        <w:trPr>
-          <w:tblCellSpacing w:w="15" w:type="dxa"/>
-        </w:trPr>
-        <w:tc>
-          <w:tcPr>
-            <w:tcW w:w="0" w:type="auto"/>
-            <w:tcBorders>
-              <w:top w:val="single" w:sz="8" w:space="0" w:color="000000"/>
-              <w:left w:val="single" w:sz="8" w:space="0" w:color="000000"/>
-              <w:bottom w:val="single" w:sz="8" w:space="0" w:color="000000"/>
-              <w:right w:val="single" w:sz="8" w:space="0" w:color="000000"/>
-            </w:tcBorders>
-            <w:shd w:val="clear" w:color="auto" w:fill="F2F2F2"/>
-            <w:tcMar>
-              <w:top w:w="80" w:type="dxa"/>
-              <w:left w:w="120" w:type="dxa"/>
-              <w:bottom w:w="80" w:type="dxa"/>
-              <w:right w:w="120" w:type="dxa"/>
-            </w:tcMar>
-            <w:vAlign w:val="center"/>
-            <w:hideMark/>
-          </w:tcPr>
-          <w:p>
-            <w:pPr>
-              <w:spacing w:after="0"/>
-              <w:jc w:val="center"/>
-              <w:rPr>
-                <w:kern w:val="0"/>
-                <w:szCs w:val="22"/>
-                <w14:ligatures w14:val="none"/>
-              </w:rPr>
-            </w:pPr>
-            <w:r>
-              <w:rPr>
-                <w:rFonts w:ascii="맑은 고딕" w:eastAsia="맑은 고딕" w:hAnsi="맑은 고딕" w:hint="eastAsia"/>
-                <w:b/>
-                <w:bCs/>
-                <w:sz w:val="21"/>
-                <w:szCs w:val="21"/>
-              </w:rPr>
-              <w:t>ID</w:t>
-            </w:r>
-          </w:p>
-        </w:tc>
-        <w:tc>
-          <w:tcPr>
-            <w:tcW w:w="0" w:type="auto"/>
-            <w:tcBorders>
-              <w:top w:val="single" w:sz="8" w:space="0" w:color="000000"/>
-              <w:left w:val="nil"/>
-              <w:bottom w:val="single" w:sz="8" w:space="0" w:color="000000"/>
-              <w:right w:val="single" w:sz="8" w:space="0" w:color="000000"/>
-            </w:tcBorders>
-            <w:shd w:val="clear" w:color="auto" w:fill="F2F2F2"/>
-            <w:tcMar>
-              <w:top w:w="80" w:type="dxa"/>
-              <w:left w:w="120" w:type="dxa"/>
-              <w:bottom w:w="80" w:type="dxa"/>
-              <w:right w:w="120" w:type="dxa"/>
-            </w:tcMar>
-            <w:vAlign w:val="center"/>
-            <w:hideMark/>
-          </w:tcPr>
-          <w:p>
-            <w:pPr>
-              <w:spacing w:after="0"/>
-              <w:jc w:val="center"/>
-            </w:pPr>
-            <w:r>
-              <w:rPr>
-                <w:rFonts w:ascii="맑은 고딕" w:eastAsia="맑은 고딕" w:hAnsi="맑은 고딕" w:hint="eastAsia"/>
-                <w:b/>
-                <w:bCs/>
-                <w:sz w:val="21"/>
-                <w:szCs w:val="21"/>
-              </w:rPr>
-              <w:t>요구사항</w:t>
-            </w:r>
-          </w:p>
-        </w:tc>
-      </w:tr>
-      <w:tr>
-        <w:trPr>
-          <w:tblCellSpacing w:w="15" w:type="dxa"/>
-        </w:trPr>
-        <w:tc>
-          <w:tcPr>
-            <w:tcW w:w="0" w:type="auto"/>
-            <w:tcBorders>
-              <w:top w:val="nil"/>
-              <w:left w:val="single" w:sz="8" w:space="0" w:color="000000"/>
-              <w:bottom w:val="single" w:sz="8" w:space="0" w:color="000000"/>
-              <w:right w:val="single" w:sz="8" w:space="0" w:color="000000"/>
-            </w:tcBorders>
-            <w:tcMar>
-              <w:top w:w="80" w:type="dxa"/>
-              <w:left w:w="120" w:type="dxa"/>
-              <w:bottom w:w="80" w:type="dxa"/>
-              <w:right w:w="120" w:type="dxa"/>
-            </w:tcMar>
-            <w:vAlign w:val="center"/>
-            <w:hideMark/>
-          </w:tcPr>
-          <w:p>
-            <w:pPr>
-              <w:spacing w:after="0"/>
-              <w:jc w:val="center"/>
-            </w:pPr>
-            <w:r>
-              <w:rPr>
-                <w:rFonts w:ascii="맑은 고딕" w:eastAsia="맑은 고딕" w:hAnsi="맑은 고딕" w:hint="eastAsia"/>
-                <w:sz w:val="20"/>
-                <w:szCs w:val="20"/>
-              </w:rPr>
-              <w:t>FR-08</w:t>
-            </w:r>
-          </w:p>
-        </w:tc>
-        <w:tc>
-          <w:tcPr>
-            <w:tcW w:w="0" w:type="auto"/>
-            <w:tcBorders>
-              <w:top w:val="nil"/>
-              <w:left w:val="nil"/>
-              <w:bottom w:val="single" w:sz="8" w:space="0" w:color="000000"/>
-              <w:right w:val="single" w:sz="8" w:space="0" w:color="000000"/>
-            </w:tcBorders>
-            <w:tcMar>
-              <w:top w:w="80" w:type="dxa"/>
-              <w:left w:w="120" w:type="dxa"/>
-              <w:bottom w:w="80" w:type="dxa"/>
-              <w:right w:w="120" w:type="dxa"/>
-            </w:tcMar>
-            <w:vAlign w:val="center"/>
-            <w:hideMark/>
-          </w:tcPr>
-          <w:p>
-            <w:pPr>
-              <w:spacing w:after="0"/>
-            </w:pPr>
-            <w:r>
-              <w:rPr>
-                <w:rFonts w:ascii="맑은 고딕" w:eastAsia="맑은 고딕" w:hAnsi="맑은 고딕" w:hint="eastAsia"/>
-                <w:sz w:val="20"/>
-                <w:szCs w:val="20"/>
-              </w:rPr>
-              <w:t>현재 진행 중인 설문의 상세 정보 화면에는 응답 버튼이 활성화된 상태로 표시되어야 한다.</w:t>
-            </w:r>
-          </w:p>
-        </w:tc>
-      </w:tr>
-      <w:tr>
-        <w:trPr>
-          <w:tblCellSpacing w:w="15" w:type="dxa"/>
-        </w:trPr>
-        <w:tc>
-          <w:tcPr>
-            <w:tcW w:w="0" w:type="auto"/>
-            <w:tcBorders>
-              <w:top w:val="nil"/>
-              <w:left w:val="single" w:sz="8" w:space="0" w:color="000000"/>
-              <w:bottom w:val="single" w:sz="8" w:space="0" w:color="000000"/>
-              <w:right w:val="single" w:sz="8" w:space="0" w:color="000000"/>
-            </w:tcBorders>
-            <w:tcMar>
-              <w:top w:w="80" w:type="dxa"/>
-              <w:left w:w="120" w:type="dxa"/>
-              <w:bottom w:w="80" w:type="dxa"/>
-              <w:right w:w="120" w:type="dxa"/>
-            </w:tcMar>
-            <w:vAlign w:val="center"/>
-            <w:hideMark/>
-          </w:tcPr>
-          <w:p>
-            <w:pPr>
-              <w:spacing w:after="0"/>
-              <w:jc w:val="center"/>
-            </w:pPr>
-            <w:r>
-              <w:rPr>
-                <w:rFonts w:ascii="맑은 고딕" w:eastAsia="맑은 고딕" w:hAnsi="맑은 고딕" w:hint="eastAsia"/>
-                <w:sz w:val="20"/>
-                <w:szCs w:val="20"/>
-              </w:rPr>
-              <w:t>FR-09</w:t>
-            </w:r>
-          </w:p>
-        </w:tc>
-        <w:tc>
-          <w:tcPr>
-            <w:tcW w:w="0" w:type="auto"/>
-            <w:tcBorders>
-              <w:top w:val="nil"/>
-              <w:left w:val="nil"/>
-              <w:bottom w:val="single" w:sz="8" w:space="0" w:color="000000"/>
-              <w:right w:val="single" w:sz="8" w:space="0" w:color="000000"/>
-            </w:tcBorders>
-            <w:tcMar>
-              <w:top w:w="80" w:type="dxa"/>
-              <w:left w:w="120" w:type="dxa"/>
-              <w:bottom w:w="80" w:type="dxa"/>
-              <w:right w:w="120" w:type="dxa"/>
-            </w:tcMar>
-            <w:vAlign w:val="center"/>
-            <w:hideMark/>
-          </w:tcPr>
-          <w:p>
-            <w:pPr>
-              <w:spacing w:after="0"/>
-            </w:pPr>
-            <w:r>
-              <w:rPr>
-                <w:rFonts w:ascii="맑은 고딕" w:eastAsia="맑은 고딕" w:hAnsi="맑은 고딕" w:hint="eastAsia"/>
-                <w:sz w:val="20"/>
-                <w:szCs w:val="20"/>
-              </w:rPr>
-              <w:t>진행 중이 아닌 설문(진행 예정 / 종료)의 상세 정보 화면에는 응답 버튼이 비활성화되어야 한다.</w:t>
-            </w:r>
-          </w:p>
-        </w:tc>
-      </w:tr>
-      <w:tr>
-        <w:trPr>
-          <w:tblCellSpacing w:w="15" w:type="dxa"/>
-        </w:trPr>
-        <w:tc>
-          <w:tcPr>
-            <w:tcW w:w="0" w:type="auto"/>
-            <w:tcBorders>
-              <w:top w:val="nil"/>
-              <w:left w:val="single" w:sz="8" w:space="0" w:color="000000"/>
-              <w:bottom w:val="single" w:sz="8" w:space="0" w:color="000000"/>
-              <w:right w:val="single" w:sz="8" w:space="0" w:color="000000"/>
-            </w:tcBorders>
-            <w:tcMar>
-              <w:top w:w="80" w:type="dxa"/>
-              <w:left w:w="120" w:type="dxa"/>
-              <w:bottom w:w="80" w:type="dxa"/>
-              <w:right w:w="120" w:type="dxa"/>
-            </w:tcMar>
-            <w:vAlign w:val="center"/>
-            <w:hideMark/>
-          </w:tcPr>
-          <w:p>
-            <w:pPr>
-              <w:spacing w:after="0"/>
-              <w:jc w:val="center"/>
-            </w:pPr>
-            <w:r>
-              <w:rPr>
-                <w:rFonts w:ascii="맑은 고딕" w:eastAsia="맑은 고딕" w:hAnsi="맑은 고딕" w:hint="eastAsia"/>
-                <w:sz w:val="20"/>
-                <w:szCs w:val="20"/>
-              </w:rPr>
-              <w:t>FR-10</w:t>
-            </w:r>
-          </w:p>
-        </w:tc>
-        <w:tc>
-          <w:tcPr>
-            <w:tcW w:w="0" w:type="auto"/>
-            <w:tcBorders>
-              <w:top w:val="nil"/>
-              <w:left w:val="nil"/>
-              <w:bottom w:val="single" w:sz="8" w:space="0" w:color="000000"/>
-              <w:right w:val="single" w:sz="8" w:space="0" w:color="000000"/>
-            </w:tcBorders>
-            <w:tcMar>
-              <w:top w:w="80" w:type="dxa"/>
-              <w:left w:w="120" w:type="dxa"/>
-              <w:bottom w:w="80" w:type="dxa"/>
-              <w:right w:w="120" w:type="dxa"/>
-            </w:tcMar>
-            <w:vAlign w:val="center"/>
-            <w:hideMark/>
-          </w:tcPr>
-          <w:p>
-            <w:pPr>
-              <w:spacing w:after="0"/>
-            </w:pPr>
-            <w:r>
-              <w:rPr>
-                <w:rFonts w:ascii="맑은 고딕" w:eastAsia="맑은 고딕" w:hAnsi="맑은 고딕" w:hint="eastAsia"/>
-                <w:sz w:val="20"/>
-                <w:szCs w:val="20"/>
-              </w:rPr>
-              <w:t>회원이 응답 버튼을 누르면 해당 설문의 응답 화면으로 이동해야 한다.</w:t>
-            </w:r>
-          </w:p>
-        </w:tc>
-      </w:tr>
-      <w:tr>
-        <w:trPr>
-          <w:tblCellSpacing w:w="15" w:type="dxa"/>
-        </w:trPr>
-        <w:tc>
-          <w:tcPr>
-            <w:tcW w:w="0" w:type="auto"/>
-            <w:tcBorders>
-              <w:top w:val="nil"/>
-              <w:left w:val="single" w:sz="8" w:space="0" w:color="000000"/>
-              <w:bottom w:val="single" w:sz="8" w:space="0" w:color="000000"/>
-              <w:right w:val="single" w:sz="8" w:space="0" w:color="000000"/>
-            </w:tcBorders>
-            <w:tcMar>
-              <w:top w:w="80" w:type="dxa"/>
-              <w:left w:w="120" w:type="dxa"/>
-              <w:bottom w:w="80" w:type="dxa"/>
-              <w:right w:w="120" w:type="dxa"/>
-            </w:tcMar>
-            <w:vAlign w:val="center"/>
-            <w:hideMark/>
-          </w:tcPr>
-          <w:p>
-            <w:pPr>
-              <w:spacing w:after="0"/>
-              <w:jc w:val="center"/>
-            </w:pPr>
-            <w:r>
-              <w:rPr>
-                <w:rFonts w:ascii="맑은 고딕" w:eastAsia="맑은 고딕" w:hAnsi="맑은 고딕" w:hint="eastAsia"/>
-                <w:sz w:val="20"/>
-                <w:szCs w:val="20"/>
-              </w:rPr>
-              <w:lastRenderedPageBreak/>
-              <w:t>FR-11</w:t>
-            </w:r>
-          </w:p>
-        </w:tc>
-        <w:tc>
-          <w:tcPr>
-            <w:tcW w:w="0" w:type="auto"/>
-            <w:tcBorders>
-              <w:top w:val="nil"/>
-              <w:left w:val="nil"/>
-              <w:bottom w:val="single" w:sz="8" w:space="0" w:color="000000"/>
-              <w:right w:val="single" w:sz="8" w:space="0" w:color="000000"/>
-            </w:tcBorders>
-            <w:tcMar>
-              <w:top w:w="80" w:type="dxa"/>
-              <w:left w:w="120" w:type="dxa"/>
-              <w:bottom w:w="80" w:type="dxa"/>
-              <w:right w:w="120" w:type="dxa"/>
-            </w:tcMar>
-            <w:vAlign w:val="center"/>
-            <w:hideMark/>
-          </w:tcPr>
-          <w:p>
-            <w:pPr>
-              <w:spacing w:after="0"/>
-            </w:pPr>
-            <w:r>
-              <w:rPr>
-                <w:rFonts w:ascii="맑은 고딕" w:eastAsia="맑은 고딕" w:hAnsi="맑은 고딕" w:hint="eastAsia"/>
-                <w:sz w:val="20"/>
-                <w:szCs w:val="20"/>
-              </w:rPr>
-              <w:t>응답 화면에서 회원은 각 설문 문항에 대해 응답을 입력할 수 있어야 한다.</w:t>
-            </w:r>
-          </w:p>
-        </w:tc>
-      </w:tr>
-      <w:tr>
-        <w:trPr>
-          <w:tblCellSpacing w:w="15" w:type="dxa"/>
-        </w:trPr>
-        <w:tc>
-          <w:tcPr>
-            <w:tcW w:w="0" w:type="auto"/>
-            <w:tcBorders>
-              <w:top w:val="nil"/>
-              <w:left w:val="single" w:sz="8" w:space="0" w:color="000000"/>
-              <w:bottom w:val="single" w:sz="8" w:space="0" w:color="000000"/>
-              <w:right w:val="single" w:sz="8" w:space="0" w:color="000000"/>
-            </w:tcBorders>
-            <w:tcMar>
-              <w:top w:w="80" w:type="dxa"/>
-              <w:left w:w="120" w:type="dxa"/>
-              <w:bottom w:w="80" w:type="dxa"/>
-              <w:right w:w="120" w:type="dxa"/>
-            </w:tcMar>
-            <w:vAlign w:val="center"/>
-            <w:hideMark/>
-          </w:tcPr>
-          <w:p>
-            <w:pPr>
-              <w:spacing w:after="0"/>
-              <w:jc w:val="center"/>
-            </w:pPr>
-            <w:r>
-              <w:rPr>
-                <w:rFonts w:ascii="맑은 고딕" w:eastAsia="맑은 고딕" w:hAnsi="맑은 고딕" w:hint="eastAsia"/>
-                <w:sz w:val="20"/>
-                <w:szCs w:val="20"/>
-              </w:rPr>
-              <w:t>FR-12</w:t>
-            </w:r>
-          </w:p>
-        </w:tc>
-        <w:tc>
-          <w:tcPr>
-            <w:tcW w:w="0" w:type="auto"/>
-            <w:tcBorders>
-              <w:top w:val="nil"/>
-              <w:left w:val="nil"/>
-              <w:bottom w:val="single" w:sz="8" w:space="0" w:color="000000"/>
-              <w:right w:val="single" w:sz="8" w:space="0" w:color="000000"/>
-            </w:tcBorders>
-            <w:tcMar>
-              <w:top w:w="80" w:type="dxa"/>
-              <w:left w:w="120" w:type="dxa"/>
-              <w:bottom w:w="80" w:type="dxa"/>
-              <w:right w:w="120" w:type="dxa"/>
-            </w:tcMar>
-            <w:vAlign w:val="center"/>
-            <w:hideMark/>
-          </w:tcPr>
-          <w:p>
-            <w:pPr>
-              <w:spacing w:after="0"/>
-            </w:pPr>
-            <w:r>
-              <w:rPr>
-                <w:rFonts w:ascii="맑은 고딕" w:eastAsia="맑은 고딕" w:hAnsi="맑은 고딕" w:hint="eastAsia"/>
-                <w:sz w:val="20"/>
-                <w:szCs w:val="20"/>
-              </w:rPr>
-              <w:t>회원이 응답 완료 버튼을 누르면 입력한 응답이 제출되고 응답이 완료 처리되어야 한다.</w:t>
-            </w:r>
-          </w:p>
-        </w:tc>
-      </w:tr>
-    </w:tbl>
-    <w:p>
-      <w:pPr>
-        <w:rPr>
           <w:rFonts w:asciiTheme="majorEastAsia" w:eastAsiaTheme="majorEastAsia" w:hAnsiTheme="majorEastAsia"/>
           <w:sz w:val="20"/>
           <w:szCs w:val="21"/>
         </w:rPr>
       </w:pPr>
     </w:p>
+    <w:p/>
     <w:sectPr>
       <w:pgSz w:w="11906" w:h="16838"/>
       <w:pgMar w:top="1440" w:right="1440" w:bottom="1440" w:left="1440" w:header="851" w:footer="992" w:gutter="0"/>
@@ -1648,6 +1075,7 @@
   <w:style w:type="paragraph" w:default="1" w:styleId="a">
     <w:name w:val="Normal"/>
     <w:qFormat/>
+    <w:rsid w:val="00E75EC4"/>
     <w:pPr>
       <w:widowControl w:val="0"/>
       <w:wordWrap w:val="0"/>
